--- a/data/revised_2026-10_full/outputs/v2/Core_Mathematics/SS2.4_Trigonometry_1/Core_Mathematics_Trigonometry_1_FinalExplanation.docx
+++ b/data/revised_2026-10_full/outputs/v2/Core_Mathematics/SS2.4_Trigonometry_1/Core_Mathematics_Trigonometry_1_FinalExplanation.docx
@@ -2091,7 +2091,7 @@
         </w:rPr>
         <w:t xml:space="preserve">© 2026 SeaVuria and ARES. This work is licensed under a </w:t>
       </w:r>
-      <w:hyperlink w:history="1" r:id="rIdggmvaclc23cjpf30ogo7i">
+      <w:hyperlink w:history="1" r:id="rId2plyhft0bdsigr98e2mze">
         <w:r>
           <w:rPr>
             <w:rFonts w:ascii="Arial" w:cs="Arial" w:eastAsia="Arial" w:hAnsi="Arial"/>
@@ -2111,7 +2111,7 @@
         </w:rPr>
         <w:t xml:space="preserve"> (</w:t>
       </w:r>
-      <w:hyperlink w:history="1" r:id="rIdj2_lques_egru5wslejcm">
+      <w:hyperlink w:history="1" r:id="rIdpokmpokj3hzfuwt3yb7xw">
         <w:r>
           <w:rPr>
             <w:rFonts w:ascii="Arial" w:cs="Arial" w:eastAsia="Arial" w:hAnsi="Arial"/>
@@ -2131,7 +2131,7 @@
         </w:rPr>
         <w:t xml:space="preserve">). To view a copy of this license, visit </w:t>
       </w:r>
-      <w:hyperlink w:history="1" r:id="rIdr1vo-30vsoxqurjmcisjk">
+      <w:hyperlink w:history="1" r:id="rIdwei0tybal24rxszyoniol">
         <w:r>
           <w:rPr>
             <w:rFonts w:ascii="Arial" w:cs="Arial" w:eastAsia="Arial" w:hAnsi="Arial"/>
